--- a/publications/jarmanSafeguardingChildrenSecure2018.docx
+++ b/publications/jarmanSafeguardingChildrenSecure2018.docx
@@ -108,7 +108,7 @@
         </w:p>
       </w:sdtContent>
     </w:sdt>
-    <w:bookmarkStart w:id="25" w:name="availability"/>
+    <w:bookmarkStart w:id="14" w:name="availability"/>
     <w:p>
       <w:pPr>
         <w:pStyle w:val="Heading1"/>
@@ -127,7 +127,7 @@
       <w:r>
         <w:t xml:space="preserve"> </w:t>
       </w:r>
-      <w:hyperlink r:id="rId20">
+      <w:hyperlink r:id="rId9">
         <w:r>
           <w:rPr>
             <w:rStyle w:val="Hyperlink"/>
@@ -180,18 +180,18 @@
                 <wp:inline>
                   <wp:extent cx="152400" cy="152400"/>
                   <wp:effectExtent b="0" l="0" r="0" t="0"/>
-                  <wp:docPr descr="" title="" id="22" name="Picture"/>
+                  <wp:docPr descr="" title="" id="11" name="Picture"/>
                   <a:graphic>
                     <a:graphicData uri="http://schemas.openxmlformats.org/drawingml/2006/picture">
                       <pic:pic>
                         <pic:nvPicPr>
-                          <pic:cNvPr descr="C:\Users\ben\scoop\apps\quarto\current\share\formats\docx\note.png" id="23" name="Picture"/>
+                          <pic:cNvPr descr="C:\Users\bmhja\scoop\apps\quarto\current\share\formats\docx\note.png" id="12" name="Picture"/>
                           <pic:cNvPicPr>
                             <a:picLocks noChangeArrowheads="1" noChangeAspect="1"/>
                           </pic:cNvPicPr>
                         </pic:nvPicPr>
                         <pic:blipFill>
-                          <a:blip r:embed="rId21"/>
+                          <a:blip r:embed="rId10"/>
                           <a:stretch>
                             <a:fillRect/>
                           </a:stretch>
@@ -253,7 +253,7 @@
             <w:r>
               <w:t xml:space="preserve"> </w:t>
             </w:r>
-            <w:hyperlink r:id="rId24">
+            <w:hyperlink r:id="rId13">
               <w:r>
                 <w:rPr>
                   <w:rStyle w:val="Hyperlink"/>
@@ -266,7 +266,7 @@
         </w:tc>
       </w:tr>
     </w:tbl>
-    <w:bookmarkEnd w:id="25"/>
+    <w:bookmarkEnd w:id="14"/>
     <w:sectPr>
       <w:pgSz w:h="15840" w:w="12240"/>
       <w:pgMar w:bottom="1440" w:footer="720" w:gutter="0" w:header="720" w:left="1440" w:right="1440" w:top="1440"/>

--- a/publications/jarmanSafeguardingChildrenSecure2018.docx
+++ b/publications/jarmanSafeguardingChildrenSecure2018.docx
@@ -185,7 +185,7 @@
                     <a:graphicData uri="http://schemas.openxmlformats.org/drawingml/2006/picture">
                       <pic:pic>
                         <pic:nvPicPr>
-                          <pic:cNvPr descr="C:\Users\bmhja\scoop\apps\quarto\current\share\formats\docx\note.png" id="12" name="Picture"/>
+                          <pic:cNvPr descr="C:\Users\bmhj1v24\scoop\apps\quarto\current\share\formats\docx\note.png" id="12" name="Picture"/>
                           <pic:cNvPicPr>
                             <a:picLocks noChangeArrowheads="1" noChangeAspect="1"/>
                           </pic:cNvPicPr>
